--- a/public/Tyler_Hirano_Resume.docx
+++ b/public/Tyler_Hirano_Resume.docx
@@ -64,72 +64,7 @@
           <w:bCs/>
           <w:szCs w:val="20"/>
         </w:rPr>
-        <w:t>Pa</w:t>
-      </w:r>
-      <w:r>
-        <w:rPr>
-          <w:rFonts w:ascii="Century Gothic" w:hAnsi="Century Gothic"/>
-          <w:b w:val="0"/>
-          <w:bCs/>
-          <w:szCs w:val="20"/>
-        </w:rPr>
-        <w:t>ssionate Management Information Systems student with hands-on experience in software development</w:t>
-      </w:r>
-      <w:r>
-        <w:rPr>
-          <w:rFonts w:ascii="Century Gothic" w:hAnsi="Century Gothic"/>
-          <w:b w:val="0"/>
-          <w:bCs/>
-          <w:szCs w:val="20"/>
-        </w:rPr>
-        <w:t xml:space="preserve">, </w:t>
-      </w:r>
-      <w:r>
-        <w:rPr>
-          <w:rFonts w:ascii="Century Gothic" w:hAnsi="Century Gothic"/>
-          <w:b w:val="0"/>
-          <w:bCs/>
-          <w:szCs w:val="20"/>
-        </w:rPr>
-        <w:t xml:space="preserve">AI-driven automation, and full-stack web applications, alongside a strong background in technical support, hardware repair, and customer service. </w:t>
-      </w:r>
-      <w:proofErr w:type="gramStart"/>
-      <w:r>
-        <w:rPr>
-          <w:rFonts w:ascii="Century Gothic" w:hAnsi="Century Gothic"/>
-          <w:b w:val="0"/>
-          <w:bCs/>
-          <w:szCs w:val="20"/>
-        </w:rPr>
-        <w:t>Skilled</w:t>
-      </w:r>
-      <w:proofErr w:type="gramEnd"/>
-      <w:r>
-        <w:rPr>
-          <w:rFonts w:ascii="Century Gothic" w:hAnsi="Century Gothic"/>
-          <w:b w:val="0"/>
-          <w:bCs/>
-          <w:szCs w:val="20"/>
-        </w:rPr>
-        <w:t xml:space="preserve"> in creating web apps</w:t>
-      </w:r>
-      <w:r>
-        <w:rPr>
-          <w:rFonts w:ascii="Century Gothic" w:hAnsi="Century Gothic"/>
-          <w:b w:val="0"/>
-          <w:bCs/>
-          <w:szCs w:val="20"/>
-        </w:rPr>
-        <w:t>, building Python/AI pipelines to streamline workflows, and resolving complex technical issues. Proven ability to deliver innovative, scalable solutions that enhance business efficiency and user satisfaction.</w:t>
-      </w:r>
-      <w:r>
-        <w:rPr>
-          <w:rFonts w:ascii="Century Gothic" w:hAnsi="Century Gothic"/>
-          <w:b w:val="0"/>
-          <w:bCs/>
-          <w:szCs w:val="20"/>
-        </w:rPr>
-        <w:t xml:space="preserve"> </w:t>
+        <w:t>Management Information Systems student with hands-on experience in software development, AI-driven automation, and full-stack web application development. I’ve built web apps, developed Python and AI pipelines to streamline workflows, and worked in technical support and hardware repair to solve real-world problems. I enjoy building practical, scalable solutions that improve efficiency and make systems easier to use.</w:t>
       </w:r>
     </w:p>
     <w:p>
@@ -206,15 +141,6 @@
           <w:bCs/>
           <w:szCs w:val="20"/>
         </w:rPr>
-        <w:t xml:space="preserve"> </w:t>
-      </w:r>
-      <w:r>
-        <w:rPr>
-          <w:rFonts w:ascii="Century Gothic" w:hAnsi="Century Gothic"/>
-          <w:b/>
-          <w:bCs/>
-          <w:szCs w:val="20"/>
-        </w:rPr>
         <w:t xml:space="preserve">Sept. 2023 – </w:t>
       </w:r>
       <w:r>
@@ -320,6 +246,15 @@
           <w:szCs w:val="20"/>
         </w:rPr>
         <w:tab/>
+      </w:r>
+      <w:r>
+        <w:rPr>
+          <w:rFonts w:ascii="Century Gothic" w:hAnsi="Century Gothic"/>
+          <w:b/>
+          <w:bCs/>
+          <w:szCs w:val="20"/>
+        </w:rPr>
+        <w:t xml:space="preserve">    </w:t>
       </w:r>
       <w:r>
         <w:rPr>
@@ -443,7 +378,8 @@
           <w:rFonts w:ascii="Century Gothic" w:hAnsi="Century Gothic"/>
           <w:b/>
           <w:bCs/>
-          <w:szCs w:val="20"/>
+          <w:sz w:val="21"/>
+          <w:szCs w:val="21"/>
         </w:rPr>
         <w:t>Pacxa</w:t>
       </w:r>
@@ -479,7 +415,21 @@
           <w:rFonts w:ascii="Century Gothic" w:hAnsi="Century Gothic"/>
           <w:szCs w:val="20"/>
         </w:rPr>
-        <w:t xml:space="preserve"> | </w:t>
+        <w:t xml:space="preserve"> </w:t>
+      </w:r>
+      <w:r>
+        <w:rPr>
+          <w:rFonts w:ascii="Century Gothic" w:hAnsi="Century Gothic"/>
+          <w:szCs w:val="20"/>
+        </w:rPr>
+        <w:t xml:space="preserve">| Intern </w:t>
+      </w:r>
+      <w:r>
+        <w:rPr>
+          <w:rFonts w:ascii="Century Gothic" w:hAnsi="Century Gothic"/>
+          <w:szCs w:val="20"/>
+        </w:rPr>
+        <w:t xml:space="preserve">| </w:t>
       </w:r>
       <w:r>
         <w:rPr>
@@ -593,23 +543,21 @@
           <w:rFonts w:ascii="Century Gothic" w:hAnsi="Century Gothic" w:cs="Calibri (Body)"/>
           <w:szCs w:val="20"/>
         </w:rPr>
-        <w:t xml:space="preserve">Developed a hybrid AI-powered entity resolution pipeline combining fuzzy matching, </w:t>
-      </w:r>
-      <w:proofErr w:type="spellStart"/>
-      <w:r>
-        <w:rPr>
-          <w:rFonts w:ascii="Century Gothic" w:hAnsi="Century Gothic" w:cs="Calibri (Body)"/>
-          <w:szCs w:val="20"/>
-        </w:rPr>
-        <w:t>Levenshtein</w:t>
-      </w:r>
-      <w:proofErr w:type="spellEnd"/>
-      <w:r>
-        <w:rPr>
-          <w:rFonts w:ascii="Century Gothic" w:hAnsi="Century Gothic" w:cs="Calibri (Body)"/>
-          <w:szCs w:val="20"/>
-        </w:rPr>
-        <w:t xml:space="preserve"> distance, and Azure OpenAI embeddings</w:t>
+        <w:t>Developed a hybrid AI-powered entity resolution pipeline combining fuzzy matching</w:t>
+      </w:r>
+      <w:r>
+        <w:rPr>
+          <w:rFonts w:ascii="Century Gothic" w:hAnsi="Century Gothic" w:cs="Calibri (Body)"/>
+          <w:szCs w:val="20"/>
+        </w:rPr>
+        <w:t xml:space="preserve"> and </w:t>
+      </w:r>
+      <w:r>
+        <w:rPr>
+          <w:rFonts w:ascii="Century Gothic" w:hAnsi="Century Gothic" w:cs="Calibri (Body)"/>
+          <w:szCs w:val="20"/>
+        </w:rPr>
+        <w:t>Azure OpenAI embeddings</w:t>
       </w:r>
       <w:r>
         <w:rPr>
@@ -744,7 +692,8 @@
           <w:rFonts w:ascii="Century Gothic" w:hAnsi="Century Gothic"/>
           <w:b/>
           <w:bCs/>
-          <w:szCs w:val="20"/>
+          <w:sz w:val="21"/>
+          <w:szCs w:val="21"/>
         </w:rPr>
         <w:t>Mac Made Easy</w:t>
       </w:r>
@@ -753,7 +702,8 @@
           <w:rFonts w:ascii="Century Gothic" w:hAnsi="Century Gothic"/>
           <w:b/>
           <w:bCs/>
-          <w:szCs w:val="20"/>
+          <w:sz w:val="21"/>
+          <w:szCs w:val="21"/>
         </w:rPr>
         <w:tab/>
       </w:r>
@@ -1696,8 +1646,8 @@
                               <w:rFonts w:ascii="Century Gothic" w:hAnsi="Century Gothic"/>
                               <w:b/>
                               <w:bCs/>
-                              <w:sz w:val="18"/>
-                              <w:szCs w:val="18"/>
+                              <w:sz w:val="16"/>
+                              <w:szCs w:val="16"/>
                             </w:rPr>
                             <w:t xml:space="preserve">Honolulu, HI | (808) 541-7283 | </w:t>
                           </w:r>
@@ -1709,8 +1659,8 @@
                                 <w:b/>
                                 <w:bCs/>
                                 <w:color w:val="FFFFFF" w:themeColor="background1"/>
-                                <w:sz w:val="18"/>
-                                <w:szCs w:val="18"/>
+                                <w:sz w:val="16"/>
+                                <w:szCs w:val="16"/>
                               </w:rPr>
                               <w:t>tyler.t.hirano@gmail.com</w:t>
                             </w:r>
@@ -1721,8 +1671,8 @@
                               <w:b/>
                               <w:bCs/>
                               <w:color w:val="FFFFFF" w:themeColor="background1"/>
-                              <w:sz w:val="18"/>
-                              <w:szCs w:val="18"/>
+                              <w:sz w:val="16"/>
+                              <w:szCs w:val="16"/>
                             </w:rPr>
                             <w:t xml:space="preserve"> | </w:t>
                           </w:r>
@@ -1733,8 +1683,8 @@
                                 <w:rFonts w:ascii="Century Gothic" w:hAnsi="Century Gothic"/>
                                 <w:b/>
                                 <w:bCs/>
-                                <w:sz w:val="18"/>
-                                <w:szCs w:val="18"/>
+                                <w:sz w:val="16"/>
+                                <w:szCs w:val="16"/>
                               </w:rPr>
                               <w:t>linkedin.com/in/tyler-hirano</w:t>
                             </w:r>
@@ -1744,16 +1694,16 @@
                                 <w:rFonts w:ascii="Century Gothic" w:hAnsi="Century Gothic"/>
                                 <w:b/>
                                 <w:bCs/>
-                                <w:sz w:val="18"/>
-                                <w:szCs w:val="18"/>
+                                <w:sz w:val="16"/>
+                                <w:szCs w:val="16"/>
                               </w:rPr>
                               <w:t>-3748b1297/</w:t>
                             </w:r>
                           </w:hyperlink>
                           <w:r>
                             <w:rPr>
-                              <w:sz w:val="18"/>
-                              <w:szCs w:val="18"/>
+                              <w:sz w:val="16"/>
+                              <w:szCs w:val="16"/>
                             </w:rPr>
                             <w:t xml:space="preserve"> </w:t>
                           </w:r>
@@ -1763,21 +1713,10 @@
                               <w:b/>
                               <w:bCs/>
                               <w:color w:val="FFFFFF" w:themeColor="background1"/>
-                              <w:sz w:val="18"/>
-                              <w:szCs w:val="18"/>
+                              <w:sz w:val="16"/>
+                              <w:szCs w:val="16"/>
                             </w:rPr>
-                            <w:t xml:space="preserve"> |</w:t>
-                          </w:r>
-                          <w:r>
-                            <w:rPr>
-                              <w:rFonts w:ascii="Century Gothic" w:hAnsi="Century Gothic"/>
-                              <w:b/>
-                              <w:bCs/>
-                              <w:color w:val="FFFFFF" w:themeColor="background1"/>
-                              <w:sz w:val="18"/>
-                              <w:szCs w:val="18"/>
-                            </w:rPr>
-                            <w:t xml:space="preserve"> </w:t>
+                            <w:t xml:space="preserve"> | </w:t>
                           </w:r>
                           <w:hyperlink r:id="rId3" w:history="1">
                             <w:r>
@@ -1786,32 +1725,28 @@
                                 <w:rFonts w:ascii="Century Gothic" w:hAnsi="Century Gothic"/>
                                 <w:b/>
                                 <w:bCs/>
-                                <w:sz w:val="18"/>
-                                <w:szCs w:val="18"/>
+                                <w:sz w:val="16"/>
+                                <w:szCs w:val="16"/>
                               </w:rPr>
-                              <w:t>Web</w:t>
+                              <w:t>Website</w:t>
                             </w:r>
+                          </w:hyperlink>
+                          <w:r>
+                            <w:rPr>
+                              <w:sz w:val="16"/>
+                              <w:szCs w:val="16"/>
+                            </w:rPr>
+                            <w:t xml:space="preserve"> |</w:t>
+                          </w:r>
+                          <w:r>
+                            <w:t xml:space="preserve"> </w:t>
+                          </w:r>
+                          <w:hyperlink r:id="rId4" w:history="1">
                             <w:r>
                               <w:rPr>
                                 <w:rStyle w:val="Hyperlink"/>
-                                <w:rFonts w:ascii="Century Gothic" w:hAnsi="Century Gothic"/>
-                                <w:b/>
-                                <w:bCs/>
-                                <w:sz w:val="18"/>
-                                <w:szCs w:val="18"/>
                               </w:rPr>
-                              <w:t>s</w:t>
-                            </w:r>
-                            <w:r>
-                              <w:rPr>
-                                <w:rStyle w:val="Hyperlink"/>
-                                <w:rFonts w:ascii="Century Gothic" w:hAnsi="Century Gothic"/>
-                                <w:b/>
-                                <w:bCs/>
-                                <w:sz w:val="18"/>
-                                <w:szCs w:val="18"/>
-                              </w:rPr>
-                              <w:t>ite</w:t>
+                              <w:t>GitHub</w:t>
                             </w:r>
                           </w:hyperlink>
                         </w:p>
@@ -1906,12 +1841,12 @@
                         <w:rFonts w:ascii="Century Gothic" w:hAnsi="Century Gothic"/>
                         <w:b/>
                         <w:bCs/>
-                        <w:sz w:val="18"/>
-                        <w:szCs w:val="18"/>
+                        <w:sz w:val="16"/>
+                        <w:szCs w:val="16"/>
                       </w:rPr>
                       <w:t xml:space="preserve">Honolulu, HI | (808) 541-7283 | </w:t>
                     </w:r>
-                    <w:hyperlink r:id="rId4" w:history="1">
+                    <w:hyperlink r:id="rId5" w:history="1">
                       <w:r>
                         <w:rPr>
                           <w:rStyle w:val="Hyperlink"/>
@@ -1919,8 +1854,8 @@
                           <w:b/>
                           <w:bCs/>
                           <w:color w:val="FFFFFF" w:themeColor="background1"/>
-                          <w:sz w:val="18"/>
-                          <w:szCs w:val="18"/>
+                          <w:sz w:val="16"/>
+                          <w:szCs w:val="16"/>
                         </w:rPr>
                         <w:t>tyler.t.hirano@gmail.com</w:t>
                       </w:r>
@@ -1931,20 +1866,20 @@
                         <w:b/>
                         <w:bCs/>
                         <w:color w:val="FFFFFF" w:themeColor="background1"/>
-                        <w:sz w:val="18"/>
-                        <w:szCs w:val="18"/>
+                        <w:sz w:val="16"/>
+                        <w:szCs w:val="16"/>
                       </w:rPr>
                       <w:t xml:space="preserve"> | </w:t>
                     </w:r>
-                    <w:hyperlink r:id="rId5" w:history="1">
+                    <w:hyperlink r:id="rId6" w:history="1">
                       <w:r>
                         <w:rPr>
                           <w:rStyle w:val="Hyperlink"/>
                           <w:rFonts w:ascii="Century Gothic" w:hAnsi="Century Gothic"/>
                           <w:b/>
                           <w:bCs/>
-                          <w:sz w:val="18"/>
-                          <w:szCs w:val="18"/>
+                          <w:sz w:val="16"/>
+                          <w:szCs w:val="16"/>
                         </w:rPr>
                         <w:t>linkedin.com/in/tyler-hirano</w:t>
                       </w:r>
@@ -1954,16 +1889,16 @@
                           <w:rFonts w:ascii="Century Gothic" w:hAnsi="Century Gothic"/>
                           <w:b/>
                           <w:bCs/>
-                          <w:sz w:val="18"/>
-                          <w:szCs w:val="18"/>
+                          <w:sz w:val="16"/>
+                          <w:szCs w:val="16"/>
                         </w:rPr>
                         <w:t>-3748b1297/</w:t>
                       </w:r>
                     </w:hyperlink>
                     <w:r>
                       <w:rPr>
-                        <w:sz w:val="18"/>
-                        <w:szCs w:val="18"/>
+                        <w:sz w:val="16"/>
+                        <w:szCs w:val="16"/>
                       </w:rPr>
                       <w:t xml:space="preserve"> </w:t>
                     </w:r>
@@ -1973,55 +1908,40 @@
                         <w:b/>
                         <w:bCs/>
                         <w:color w:val="FFFFFF" w:themeColor="background1"/>
-                        <w:sz w:val="18"/>
-                        <w:szCs w:val="18"/>
+                        <w:sz w:val="16"/>
+                        <w:szCs w:val="16"/>
                       </w:rPr>
-                      <w:t xml:space="preserve"> |</w:t>
+                      <w:t xml:space="preserve"> | </w:t>
                     </w:r>
-                    <w:r>
-                      <w:rPr>
-                        <w:rFonts w:ascii="Century Gothic" w:hAnsi="Century Gothic"/>
-                        <w:b/>
-                        <w:bCs/>
-                        <w:color w:val="FFFFFF" w:themeColor="background1"/>
-                        <w:sz w:val="18"/>
-                        <w:szCs w:val="18"/>
-                      </w:rPr>
-                      <w:t xml:space="preserve"> </w:t>
-                    </w:r>
-                    <w:hyperlink r:id="rId6" w:history="1">
+                    <w:hyperlink r:id="rId7" w:history="1">
                       <w:r>
                         <w:rPr>
                           <w:rStyle w:val="Hyperlink"/>
                           <w:rFonts w:ascii="Century Gothic" w:hAnsi="Century Gothic"/>
                           <w:b/>
                           <w:bCs/>
-                          <w:sz w:val="18"/>
-                          <w:szCs w:val="18"/>
+                          <w:sz w:val="16"/>
+                          <w:szCs w:val="16"/>
                         </w:rPr>
-                        <w:t>Web</w:t>
+                        <w:t>Website</w:t>
                       </w:r>
+                    </w:hyperlink>
+                    <w:r>
+                      <w:rPr>
+                        <w:sz w:val="16"/>
+                        <w:szCs w:val="16"/>
+                      </w:rPr>
+                      <w:t xml:space="preserve"> |</w:t>
+                    </w:r>
+                    <w:r>
+                      <w:t xml:space="preserve"> </w:t>
+                    </w:r>
+                    <w:hyperlink r:id="rId8" w:history="1">
                       <w:r>
                         <w:rPr>
                           <w:rStyle w:val="Hyperlink"/>
-                          <w:rFonts w:ascii="Century Gothic" w:hAnsi="Century Gothic"/>
-                          <w:b/>
-                          <w:bCs/>
-                          <w:sz w:val="18"/>
-                          <w:szCs w:val="18"/>
                         </w:rPr>
-                        <w:t>s</w:t>
-                      </w:r>
-                      <w:r>
-                        <w:rPr>
-                          <w:rStyle w:val="Hyperlink"/>
-                          <w:rFonts w:ascii="Century Gothic" w:hAnsi="Century Gothic"/>
-                          <w:b/>
-                          <w:bCs/>
-                          <w:sz w:val="18"/>
-                          <w:szCs w:val="18"/>
-                        </w:rPr>
-                        <w:t>ite</w:t>
+                        <w:t>GitHub</w:t>
                       </w:r>
                     </w:hyperlink>
                   </w:p>
@@ -3276,7 +3196,6 @@
   <w:style w:type="character" w:default="1" w:styleId="DefaultParagraphFont">
     <w:name w:val="Default Paragraph Font"/>
     <w:uiPriority w:val="1"/>
-    <w:semiHidden/>
     <w:unhideWhenUsed/>
   </w:style>
   <w:style w:type="table" w:default="1" w:styleId="TableNormal">
@@ -3894,16 +3813,24 @@
     <w:rsid w:val="0012704A"/>
     <w:rsid w:val="001662EC"/>
     <w:rsid w:val="00196B2A"/>
+    <w:rsid w:val="00324DA1"/>
     <w:rsid w:val="004776A9"/>
+    <w:rsid w:val="004A6540"/>
     <w:rsid w:val="0060091C"/>
     <w:rsid w:val="006A04AF"/>
     <w:rsid w:val="006F5FBC"/>
+    <w:rsid w:val="006F706E"/>
     <w:rsid w:val="007E3E95"/>
+    <w:rsid w:val="00845AF6"/>
+    <w:rsid w:val="00884557"/>
+    <w:rsid w:val="00892FB3"/>
     <w:rsid w:val="008B44AD"/>
     <w:rsid w:val="009D7C23"/>
+    <w:rsid w:val="009F569D"/>
     <w:rsid w:val="00B6366D"/>
     <w:rsid w:val="00BF423D"/>
     <w:rsid w:val="00CA5ABB"/>
+    <w:rsid w:val="00D204CD"/>
     <w:rsid w:val="00D400BD"/>
     <w:rsid w:val="00DE4544"/>
     <w:rsid w:val="00EF706E"/>

--- a/public/Tyler_Hirano_Resume.docx
+++ b/public/Tyler_Hirano_Resume.docx
@@ -2,7 +2,24 @@
 <file path=word/document.xml><?xml version="1.0" encoding="utf-8"?>
 <w:document xmlns:wpc="http://schemas.microsoft.com/office/word/2010/wordprocessingCanvas" xmlns:cx="http://schemas.microsoft.com/office/drawing/2014/chartex" xmlns:cx1="http://schemas.microsoft.com/office/drawing/2015/9/8/chartex" xmlns:cx2="http://schemas.microsoft.com/office/drawing/2015/10/21/chartex" xmlns:cx3="http://schemas.microsoft.com/office/drawing/2016/5/9/chartex" xmlns:cx4="http://schemas.microsoft.com/office/drawing/2016/5/10/chartex" xmlns:cx5="http://schemas.microsoft.com/office/drawing/2016/5/11/chartex" xmlns:cx6="http://schemas.microsoft.com/office/drawing/2016/5/12/chartex" xmlns:cx7="http://schemas.microsoft.com/office/drawing/2016/5/13/chartex" xmlns:cx8="http://schemas.microsoft.com/office/drawing/2016/5/14/chartex" xmlns:mc="http://schemas.openxmlformats.org/markup-compatibility/2006" xmlns:aink="http://schemas.microsoft.com/office/drawing/2016/ink" xmlns:am3d="http://schemas.microsoft.com/office/drawing/2017/model3d" xmlns:o="urn:schemas-microsoft-com:office:office" xmlns:oel="http://schemas.microsoft.com/office/2019/extlst" xmlns:r="http://schemas.openxmlformats.org/officeDocument/2006/relationships" xmlns:m="http://schemas.openxmlformats.org/officeDocument/2006/math" xmlns:v="urn:schemas-microsoft-com:vml" xmlns:wp14="http://schemas.microsoft.com/office/word/2010/wordprocessingDrawing" xmlns:wp="http://schemas.openxmlformats.org/drawingml/2006/wordprocessingDrawing" xmlns:w10="urn:schemas-microsoft-com:office:word" xmlns:w="http://schemas.openxmlformats.org/wordprocessingml/2006/main" xmlns:w14="http://schemas.microsoft.com/office/word/2010/wordml" xmlns:w15="http://schemas.microsoft.com/office/word/2012/wordml" xmlns:w16cex="http://schemas.microsoft.com/office/word/2018/wordml/cex" xmlns:w16cid="http://schemas.microsoft.com/office/word/2016/wordml/cid" xmlns:w16="http://schemas.microsoft.com/office/word/2018/wordml" xmlns:w16du="http://schemas.microsoft.com/office/word/2023/wordml/word16du" xmlns:w16sdtdh="http://schemas.microsoft.com/office/word/2020/wordml/sdtdatahash" xmlns:w16sdtfl="http://schemas.microsoft.com/office/word/2024/wordml/sdtformatlock" xmlns:w16se="http://schemas.microsoft.com/office/word/2015/wordml/symex" xmlns:wpg="http://schemas.microsoft.com/office/word/2010/wordprocessingGroup" xmlns:wpi="http://schemas.microsoft.com/office/word/2010/wordprocessingInk" xmlns:wne="http://schemas.microsoft.com/office/word/2006/wordml" xmlns:wps="http://schemas.microsoft.com/office/word/2010/wordprocessingShape" mc:Ignorable="w14 w15 w16se w16cid w16 w16cex w16sdtdh w16sdtfl w16du wp14">
   <w:body>
-    <w:p/>
+    <w:p>
+      <w:pPr>
+        <w:tabs>
+          <w:tab w:val="left" w:pos="720"/>
+          <w:tab w:val="left" w:pos="3585"/>
+          <w:tab w:val="left" w:pos="5505"/>
+        </w:tabs>
+      </w:pPr>
+      <w:r>
+        <w:tab/>
+      </w:r>
+      <w:r>
+        <w:tab/>
+      </w:r>
+      <w:r>
+        <w:tab/>
+      </w:r>
+    </w:p>
     <w:p/>
     <w:p>
       <w:pPr>
@@ -1192,6 +1209,32 @@
         <w:t>AzureAD</w:t>
       </w:r>
       <w:proofErr w:type="spellEnd"/>
+      <w:r>
+        <w:rPr>
+          <w:rFonts w:ascii="Century Gothic" w:hAnsi="Century Gothic" w:cstheme="minorHAnsi"/>
+          <w:spacing w:val="-2"/>
+          <w:szCs w:val="20"/>
+        </w:rPr>
+        <w:t xml:space="preserve">, Git, </w:t>
+      </w:r>
+      <w:proofErr w:type="spellStart"/>
+      <w:r>
+        <w:rPr>
+          <w:rFonts w:ascii="Century Gothic" w:hAnsi="Century Gothic" w:cstheme="minorHAnsi"/>
+          <w:spacing w:val="-2"/>
+          <w:szCs w:val="20"/>
+        </w:rPr>
+        <w:t>EmailJS</w:t>
+      </w:r>
+      <w:proofErr w:type="spellEnd"/>
+      <w:r>
+        <w:rPr>
+          <w:rFonts w:ascii="Century Gothic" w:hAnsi="Century Gothic" w:cstheme="minorHAnsi"/>
+          <w:spacing w:val="-2"/>
+          <w:szCs w:val="20"/>
+        </w:rPr>
+        <w:t>, OpenAI</w:t>
+      </w:r>
     </w:p>
     <w:p>
       <w:pPr>
@@ -1674,7 +1717,7 @@
                               <w:sz w:val="16"/>
                               <w:szCs w:val="16"/>
                             </w:rPr>
-                            <w:t xml:space="preserve"> | </w:t>
+                            <w:t xml:space="preserve"> |</w:t>
                           </w:r>
                           <w:hyperlink r:id="rId2" w:history="1">
                             <w:r>
@@ -1686,27 +1729,9 @@
                                 <w:sz w:val="16"/>
                                 <w:szCs w:val="16"/>
                               </w:rPr>
-                              <w:t>linkedin.com/in/tyler-hirano</w:t>
-                            </w:r>
-                            <w:r>
-                              <w:rPr>
-                                <w:rStyle w:val="Hyperlink"/>
-                                <w:rFonts w:ascii="Century Gothic" w:hAnsi="Century Gothic"/>
-                                <w:b/>
-                                <w:bCs/>
-                                <w:sz w:val="16"/>
-                                <w:szCs w:val="16"/>
-                              </w:rPr>
-                              <w:t>-3748b1297/</w:t>
+                              <w:t>LinkedIn</w:t>
                             </w:r>
                           </w:hyperlink>
-                          <w:r>
-                            <w:rPr>
-                              <w:sz w:val="16"/>
-                              <w:szCs w:val="16"/>
-                            </w:rPr>
-                            <w:t xml:space="preserve"> </w:t>
-                          </w:r>
                           <w:r>
                             <w:rPr>
                               <w:rFonts w:ascii="Century Gothic" w:hAnsi="Century Gothic"/>
@@ -1739,12 +1764,18 @@
                             <w:t xml:space="preserve"> |</w:t>
                           </w:r>
                           <w:r>
+                            <w:rPr>
+                              <w:rFonts w:ascii="Century Gothic" w:hAnsi="Century Gothic"/>
+                            </w:rPr>
                             <w:t xml:space="preserve"> </w:t>
                           </w:r>
                           <w:hyperlink r:id="rId4" w:history="1">
                             <w:r>
                               <w:rPr>
                                 <w:rStyle w:val="Hyperlink"/>
+                                <w:rFonts w:ascii="Century Gothic" w:hAnsi="Century Gothic"/>
+                                <w:sz w:val="16"/>
+                                <w:szCs w:val="16"/>
                               </w:rPr>
                               <w:t>GitHub</w:t>
                             </w:r>
@@ -1869,7 +1900,7 @@
                         <w:sz w:val="16"/>
                         <w:szCs w:val="16"/>
                       </w:rPr>
-                      <w:t xml:space="preserve"> | </w:t>
+                      <w:t xml:space="preserve"> |</w:t>
                     </w:r>
                     <w:hyperlink r:id="rId6" w:history="1">
                       <w:r>
@@ -1881,27 +1912,9 @@
                           <w:sz w:val="16"/>
                           <w:szCs w:val="16"/>
                         </w:rPr>
-                        <w:t>linkedin.com/in/tyler-hirano</w:t>
-                      </w:r>
-                      <w:r>
-                        <w:rPr>
-                          <w:rStyle w:val="Hyperlink"/>
-                          <w:rFonts w:ascii="Century Gothic" w:hAnsi="Century Gothic"/>
-                          <w:b/>
-                          <w:bCs/>
-                          <w:sz w:val="16"/>
-                          <w:szCs w:val="16"/>
-                        </w:rPr>
-                        <w:t>-3748b1297/</w:t>
+                        <w:t>LinkedIn</w:t>
                       </w:r>
                     </w:hyperlink>
-                    <w:r>
-                      <w:rPr>
-                        <w:sz w:val="16"/>
-                        <w:szCs w:val="16"/>
-                      </w:rPr>
-                      <w:t xml:space="preserve"> </w:t>
-                    </w:r>
                     <w:r>
                       <w:rPr>
                         <w:rFonts w:ascii="Century Gothic" w:hAnsi="Century Gothic"/>
@@ -1934,12 +1947,18 @@
                       <w:t xml:space="preserve"> |</w:t>
                     </w:r>
                     <w:r>
+                      <w:rPr>
+                        <w:rFonts w:ascii="Century Gothic" w:hAnsi="Century Gothic"/>
+                      </w:rPr>
                       <w:t xml:space="preserve"> </w:t>
                     </w:r>
                     <w:hyperlink r:id="rId8" w:history="1">
                       <w:r>
                         <w:rPr>
                           <w:rStyle w:val="Hyperlink"/>
+                          <w:rFonts w:ascii="Century Gothic" w:hAnsi="Century Gothic"/>
+                          <w:sz w:val="16"/>
+                          <w:szCs w:val="16"/>
                         </w:rPr>
                         <w:t>GitHub</w:t>
                       </w:r>
@@ -3196,6 +3215,7 @@
   <w:style w:type="character" w:default="1" w:styleId="DefaultParagraphFont">
     <w:name w:val="Default Paragraph Font"/>
     <w:uiPriority w:val="1"/>
+    <w:semiHidden/>
     <w:unhideWhenUsed/>
   </w:style>
   <w:style w:type="table" w:default="1" w:styleId="TableNormal">
@@ -3809,14 +3829,19 @@
   <w:rsids>
     <w:rsidRoot w:val="0005539D"/>
     <w:rsid w:val="00003A61"/>
+    <w:rsid w:val="00033F28"/>
     <w:rsid w:val="0005539D"/>
+    <w:rsid w:val="0012570A"/>
     <w:rsid w:val="0012704A"/>
     <w:rsid w:val="001662EC"/>
     <w:rsid w:val="00196B2A"/>
     <w:rsid w:val="00324DA1"/>
+    <w:rsid w:val="003364BB"/>
+    <w:rsid w:val="00382CBC"/>
     <w:rsid w:val="004776A9"/>
     <w:rsid w:val="004A6540"/>
     <w:rsid w:val="0060091C"/>
+    <w:rsid w:val="006313A8"/>
     <w:rsid w:val="006A04AF"/>
     <w:rsid w:val="006F5FBC"/>
     <w:rsid w:val="006F706E"/>
@@ -3827,12 +3852,15 @@
     <w:rsid w:val="008B44AD"/>
     <w:rsid w:val="009D7C23"/>
     <w:rsid w:val="009F569D"/>
+    <w:rsid w:val="00A42912"/>
     <w:rsid w:val="00B6366D"/>
     <w:rsid w:val="00BF423D"/>
+    <w:rsid w:val="00C20901"/>
     <w:rsid w:val="00CA5ABB"/>
     <w:rsid w:val="00D204CD"/>
     <w:rsid w:val="00D400BD"/>
     <w:rsid w:val="00DE4544"/>
+    <w:rsid w:val="00EA1F60"/>
     <w:rsid w:val="00EF706E"/>
   </w:rsids>
   <m:mathPr>
